--- a/templates/Legal Aid Application Guidelines.docx
+++ b/templates/Legal Aid Application Guidelines.docx
@@ -59,17 +59,17 @@
     </w:p>
     <w:p>
       <w:r>
-        <w:t>“Natalie Quirke</w:t>
-      </w:r>
-    </w:p>
-    <w:p>
-      <w:r>
-        <w:t>Po Box 25977</w:t>
-      </w:r>
-    </w:p>
-    <w:p>
-      <w:r>
-        <w:t>St Heliers”</w:t>
+        <w:t>“NEW GEN AUTOMATION</w:t>
+      </w:r>
+    </w:p>
+    <w:p>
+      <w:r>
+        <w:t>Auckland 1010</w:t>
+      </w:r>
+    </w:p>
+    <w:p>
+      <w:r>
+        <w:t>Auckland 1010”</w:t>
       </w:r>
     </w:p>
     <w:p/>
